--- a/제출서류_10종/08_업무-시스템 연계기술서.docx
+++ b/제출서류_10종/08_업무-시스템 연계기술서.docx
@@ -63,7 +63,7 @@
           <w:sz w:val="24"/>
           <w:szCs w:val="24"/>
         </w:rPr>
-        <w:t xml:space="preserve">신청기업 : (주)트랙스로지스 / TracX Logis</w:t>
+        <w:t xml:space="preserve">신청기업 : 트랙스로지스코리아(주) / TracX Logis Korea</w:t>
       </w:r>
     </w:p>
     <w:p>
@@ -1160,7 +1160,7 @@
         <w:sz w:val="16"/>
         <w:szCs w:val="16"/>
       </w:rPr>
-      <w:t xml:space="preserve">TracX Logis · 08 연계기술서    </w:t>
+      <w:t xml:space="preserve">TracX Logis Korea · 08 연계기술서    </w:t>
     </w:r>
     <w:r>
       <w:rPr>

--- a/제출서류_10종/08_업무-시스템 연계기술서.docx
+++ b/제출서류_10종/08_업무-시스템 연계기술서.docx
@@ -92,7 +92,7 @@
           <w:sz w:val="22"/>
           <w:szCs w:val="22"/>
         </w:rPr>
-        <w:t xml:space="preserve">작성일 : [                    ]</w:t>
+        <w:t xml:space="preserve">작성일 : 2026년 10월 31일</w:t>
       </w:r>
     </w:p>
     <w:p>
